--- a/submission/Shreyan_Raghuvanshi_230905247_BT_Assignment2.docx
+++ b/submission/Shreyan_Raghuvanshi_230905247_BT_Assignment2.docx
@@ -52,7 +52,7 @@
         <w:rPr>
           <w:b/>
         </w:rPr>
-        <w:t>Campus Council Vote</w:t>
+        <w:t>CampusBallot</w:t>
       </w:r>
     </w:p>
     <w:p>
@@ -74,13 +74,13 @@
           <w:rPr>
             <w:color w:val="086B61"/>
           </w:rPr>
-          <w:t>https://github.com/gingerale911/CampusVotingDApp</w:t>
+          <w:t>https://github.com/gingerale911/CampusBallot</w:t>
         </w:r>
       </w:hyperlink>
     </w:p>
     <w:p>
       <w:r>
-        <w:t>The repository contains the smart contract, HTML CSS and JavaScript frontend, execution instructions, deployment configuration, automated contract tests and results, and the supporting evidence supplied with the project.</w:t>
+        <w:t>The repository contains the smart contract, HTML CSS and JavaScript frontend, execution instructions, deployment configuration, automated contract tests and results, and current interface screenshots and automated transaction evidence.</w:t>
       </w:r>
     </w:p>
     <w:p>

--- a/submission/Shreyan_Raghuvanshi_230905247_BT_Assignment2.docx
+++ b/submission/Shreyan_Raghuvanshi_230905247_BT_Assignment2.docx
@@ -3,63 +3,231 @@
 <w:document xmlns:ve="http://schemas.openxmlformats.org/markup-compatibility/2006" xmlns:o="urn:schemas-microsoft-com:office:office" xmlns:r="http://schemas.openxmlformats.org/officeDocument/2006/relationships" xmlns:v="urn:schemas-microsoft-com:vml" xmlns:wp="http://schemas.openxmlformats.org/drawingml/2006/wordprocessingDrawing" xmlns:w10="urn:schemas-microsoft-com:office:word" xmlns:w="http://schemas.openxmlformats.org/wordprocessingml/2006/main">
   <w:body>
     <w:p>
-      <w:pPr/>
-      <w:r>
-        <w:rPr>
-          <w:rFonts w:ascii="Helvetica" w:hAnsi="Helvetica" w:cs="Helvetica"/>
+      <w:pPr>
+        <w:jc w:val="center"/>
+      </w:pPr>
+      <w:r>
+        <w:rPr>
+          <w:rFonts w:ascii="Arial" w:hAnsi="Arial" w:cs="Arial"/>
+          <w:sz w:val="36"/>
+          <w:sz-cs w:val="36"/>
+          <w:b/>
+          <w:color w:val="183153"/>
+        </w:rPr>
+        <w:t xml:space="preserve">BLOCKCHAIN TECHNOLOGY</w:t>
+      </w:r>
+    </w:p>
+    <w:p>
+      <w:pPr>
+        <w:jc w:val="center"/>
+      </w:pPr>
+      <w:r>
+        <w:rPr>
+          <w:rFonts w:ascii="Arial" w:hAnsi="Arial" w:cs="Arial"/>
           <w:sz w:val="32"/>
           <w:sz-cs w:val="32"/>
           <w:b/>
-        </w:rPr>
-        <w:t xml:space="preserve">Blockchain Technology Assignment 2</w:t>
-      </w:r>
-      <w:r>
-        <w:rPr>
-          <w:rFonts w:ascii="Helvetica" w:hAnsi="Helvetica" w:cs="Helvetica"/>
-          <w:sz w:val="32"/>
-          <w:sz-cs w:val="32"/>
+          <w:color w:val="183153"/>
+        </w:rPr>
+        <w:t xml:space="preserve">ASSIGNMENT 2</w:t>
+      </w:r>
+    </w:p>
+    <w:p>
+      <w:pPr>
+        <w:jc w:val="center"/>
+      </w:pPr>
+      <w:r>
+        <w:rPr>
+          <w:rFonts w:ascii="Arial" w:hAnsi="Arial" w:cs="Arial"/>
+          <w:sz w:val="22"/>
+          <w:sz-cs w:val="22"/>
+          <w:b/>
+          <w:color w:val="505C6C"/>
+        </w:rPr>
+        <w:t xml:space="preserve">CSE4444</w:t>
+      </w:r>
+    </w:p>
+    <w:p>
+      <w:pPr>
+        <w:jc w:val="center"/>
+        <w:spacing w:after="320"/>
+      </w:pPr>
+      <w:r>
+        <w:rPr>
+          <w:rFonts w:ascii="Arial" w:hAnsi="Arial" w:cs="Arial"/>
+          <w:sz w:val="20"/>
+          <w:sz-cs w:val="20"/>
+          <w:b/>
+          <w:color w:val="505C6C"/>
         </w:rPr>
         <w:t xml:space="preserve"/>
       </w:r>
     </w:p>
     <w:p>
-      <w:pPr/>
-      <w:r>
-        <w:rPr>
-          <w:rFonts w:ascii="Helvetica" w:hAnsi="Helvetica" w:cs="Helvetica"/>
+      <w:pPr>
+        <w:jc w:val="center"/>
+      </w:pPr>
+      <w:r>
+        <w:rPr>
+          <w:rFonts w:ascii="Arial" w:hAnsi="Arial" w:cs="Arial"/>
+          <w:sz w:val="30"/>
+          <w:sz-cs w:val="30"/>
+          <w:b/>
+          <w:color w:val="183153"/>
+        </w:rPr>
+        <w:t xml:space="preserve">STUDENT SUBMISSION</w:t>
+      </w:r>
+    </w:p>
+    <w:p>
+      <w:pPr>
+        <w:jc w:val="center"/>
+        <w:spacing w:after="320"/>
+      </w:pPr>
+      <w:r>
+        <w:rPr>
+          <w:rFonts w:ascii="Arial" w:hAnsi="Arial" w:cs="Arial"/>
+          <w:sz w:val="20"/>
+          <w:sz-cs w:val="20"/>
+          <w:b/>
+          <w:color w:val="505C6C"/>
+        </w:rPr>
+        <w:t xml:space="preserve"/>
+      </w:r>
+    </w:p>
+    <w:p>
+      <w:pPr>
+        <w:spacing w:after="120"/>
+      </w:pPr>
+      <w:r>
+        <w:rPr>
+          <w:rFonts w:ascii="Arial" w:hAnsi="Arial" w:cs="Arial"/>
+          <w:sz w:val="22"/>
+          <w:sz-cs w:val="22"/>
+          <w:b/>
+          <w:color w:val="505C6C"/>
+        </w:rPr>
+        <w:t xml:space="preserve">Student name</w:t>
+      </w:r>
+    </w:p>
+    <w:p>
+      <w:pPr/>
+      <w:r>
+        <w:rPr>
+          <w:rFonts w:ascii="Arial" w:hAnsi="Arial" w:cs="Arial"/>
+          <w:sz w:val="28"/>
+          <w:sz-cs w:val="28"/>
+          <w:b/>
+          <w:color w:val="183153"/>
+        </w:rPr>
+        <w:t xml:space="preserve">Shreyan Raghuvanshi</w:t>
+      </w:r>
+    </w:p>
+    <w:p>
+      <w:pPr>
+        <w:spacing w:after="120"/>
+      </w:pPr>
+      <w:r>
+        <w:rPr>
+          <w:rFonts w:ascii="Arial" w:hAnsi="Arial" w:cs="Arial"/>
+          <w:sz w:val="22"/>
+          <w:sz-cs w:val="22"/>
+          <w:b/>
+          <w:color w:val="505C6C"/>
+        </w:rPr>
+        <w:t xml:space="preserve">Registration number</w:t>
+      </w:r>
+    </w:p>
+    <w:p>
+      <w:pPr/>
+      <w:r>
+        <w:rPr>
+          <w:rFonts w:ascii="Arial" w:hAnsi="Arial" w:cs="Arial"/>
+          <w:sz w:val="28"/>
+          <w:sz-cs w:val="28"/>
+          <w:b/>
+          <w:color w:val="183153"/>
+        </w:rPr>
+        <w:t xml:space="preserve">230905247</w:t>
+      </w:r>
+    </w:p>
+    <w:p>
+      <w:pPr>
+        <w:spacing w:after="120"/>
+      </w:pPr>
+      <w:r>
+        <w:rPr>
+          <w:rFonts w:ascii="Arial" w:hAnsi="Arial" w:cs="Arial"/>
+          <w:sz w:val="22"/>
+          <w:sz-cs w:val="22"/>
+          <w:b/>
+          <w:color w:val="505C6C"/>
+        </w:rPr>
+        <w:t xml:space="preserve">Developed DApp</w:t>
+      </w:r>
+    </w:p>
+    <w:p>
+      <w:pPr/>
+      <w:r>
+        <w:rPr>
+          <w:rFonts w:ascii="Arial" w:hAnsi="Arial" w:cs="Arial"/>
+          <w:sz w:val="28"/>
+          <w:sz-cs w:val="28"/>
+          <w:b/>
+          <w:color w:val="183153"/>
+        </w:rPr>
+        <w:t xml:space="preserve">CampusVoting</w:t>
+      </w:r>
+    </w:p>
+    <w:p>
+      <w:pPr>
+        <w:spacing w:after="120"/>
+      </w:pPr>
+      <w:r>
+        <w:rPr>
+          <w:rFonts w:ascii="Arial" w:hAnsi="Arial" w:cs="Arial"/>
+          <w:sz w:val="22"/>
+          <w:sz-cs w:val="22"/>
+          <w:b/>
+          <w:color w:val="505C6C"/>
+        </w:rPr>
+        <w:t xml:space="preserve">GitHub repository</w:t>
+      </w:r>
+    </w:p>
+    <w:p>
+      <w:pPr/>
+      <w:r>
+        <w:rPr>
+          <w:rFonts w:ascii="Arial" w:hAnsi="Arial" w:cs="Arial"/>
           <w:sz w:val="24"/>
           <w:sz-cs w:val="24"/>
-        </w:rPr>
-        <w:t xml:space="preserve">CSE4444</w:t>
-      </w:r>
-    </w:p>
-    <w:p>
-      <w:pPr/>
-      <w:r>
-        <w:rPr>
-          <w:rFonts w:ascii="Helvetica" w:hAnsi="Helvetica" w:cs="Helvetica"/>
+          <w:b/>
+          <w:u w:val="single"/>
+          <w:color w:val="183153"/>
+        </w:rPr>
+        <w:t xml:space="preserve">https://github.com/gingerale911/CampusBallot</w:t>
+      </w:r>
+      <w:r>
+        <w:rPr>
+          <w:rFonts w:ascii="Arial" w:hAnsi="Arial" w:cs="Arial"/>
           <w:sz w:val="24"/>
           <w:sz-cs w:val="24"/>
+          <w:b/>
+          <w:color w:val="183153"/>
         </w:rPr>
         <w:t xml:space="preserve"/>
       </w:r>
     </w:p>
     <w:p>
-      <w:pPr/>
-      <w:r>
-        <w:rPr>
-          <w:rFonts w:ascii="Helvetica" w:hAnsi="Helvetica" w:cs="Helvetica"/>
-          <w:sz w:val="26"/>
-          <w:sz-cs w:val="26"/>
-          <w:b/>
-        </w:rPr>
-        <w:t xml:space="preserve">Student details</w:t>
-      </w:r>
-      <w:r>
-        <w:rPr>
-          <w:rFonts w:ascii="Helvetica" w:hAnsi="Helvetica" w:cs="Helvetica"/>
-          <w:sz w:val="26"/>
-          <w:sz-cs w:val="26"/>
+      <w:pPr>
+        <w:spacing w:after="240"/>
+      </w:pPr>
+      <w:r>
+        <w:rPr>
+          <w:rFonts w:ascii="Arial" w:hAnsi="Arial" w:cs="Arial"/>
+          <w:sz w:val="20"/>
+          <w:sz-cs w:val="20"/>
+          <w:b/>
+          <w:color w:val="505C6C"/>
         </w:rPr>
         <w:t xml:space="preserve"/>
       </w:r>
@@ -68,31 +236,50 @@
       <w:pPr/>
       <w:r>
         <w:rPr>
-          <w:rFonts w:ascii="Helvetica" w:hAnsi="Helvetica" w:cs="Helvetica"/>
+          <w:rFonts w:ascii="Arial" w:hAnsi="Arial" w:cs="Arial"/>
           <w:sz w:val="24"/>
           <w:sz-cs w:val="24"/>
-        </w:rPr>
-        <w:t xml:space="preserve">Student name: Shreyan Raghuvanshi</w:t>
-      </w:r>
-    </w:p>
-    <w:p>
-      <w:pPr/>
-      <w:r>
-        <w:rPr>
-          <w:rFonts w:ascii="Helvetica" w:hAnsi="Helvetica" w:cs="Helvetica"/>
-          <w:sz w:val="24"/>
-          <w:sz-cs w:val="24"/>
-        </w:rPr>
-        <w:t xml:space="preserve">Registration number: 230905247</w:t>
-      </w:r>
-    </w:p>
-    <w:p>
-      <w:pPr/>
-      <w:r>
-        <w:rPr>
-          <w:rFonts w:ascii="Helvetica" w:hAnsi="Helvetica" w:cs="Helvetica"/>
-          <w:sz w:val="24"/>
-          <w:sz-cs w:val="24"/>
+          <w:b/>
+          <w:color w:val="183153"/>
+        </w:rPr>
+        <w:t xml:space="preserve">PROJECT SUMMARY</w:t>
+      </w:r>
+    </w:p>
+    <w:p>
+      <w:pPr/>
+      <w:r>
+        <w:rPr>
+          <w:rFonts w:ascii="Arial" w:hAnsi="Arial" w:cs="Arial"/>
+          <w:sz w:val="22"/>
+          <w:sz-cs w:val="22"/>
+          <w:b/>
+        </w:rPr>
+        <w:t xml:space="preserve">CampusVoting is a decentralized campus election application developed for CSE4444 Blockchain Technology Assignment 2. It uses a Solidity smart contract and a web frontend integrated with MetaMask.</w:t>
+      </w:r>
+    </w:p>
+    <w:p>
+      <w:pPr/>
+      <w:r>
+        <w:rPr>
+          <w:rFonts w:ascii="Arial" w:hAnsi="Arial" w:cs="Arial"/>
+          <w:sz w:val="22"/>
+          <w:sz-cs w:val="22"/>
+          <w:b/>
+        </w:rPr>
+        <w:t xml:space="preserve">The contract supports candidate registration, administrator-controlled election periods, one vote per wallet, and retrieval of election results from the blockchain.</w:t>
+      </w:r>
+    </w:p>
+    <w:p>
+      <w:pPr>
+        <w:spacing w:after="120"/>
+      </w:pPr>
+      <w:r>
+        <w:rPr>
+          <w:rFonts w:ascii="Arial" w:hAnsi="Arial" w:cs="Arial"/>
+          <w:sz w:val="20"/>
+          <w:sz-cs w:val="20"/>
+          <w:b/>
+          <w:color w:val="505C6C"/>
         </w:rPr>
         <w:t xml:space="preserve"/>
       </w:r>
@@ -101,122 +288,18 @@
       <w:pPr/>
       <w:r>
         <w:rPr>
-          <w:rFonts w:ascii="Helvetica" w:hAnsi="Helvetica" w:cs="Helvetica"/>
-          <w:sz w:val="26"/>
-          <w:sz-cs w:val="26"/>
-          <w:b/>
-        </w:rPr>
-        <w:t xml:space="preserve">Developed DApp</w:t>
-      </w:r>
-      <w:r>
-        <w:rPr>
-          <w:rFonts w:ascii="Helvetica" w:hAnsi="Helvetica" w:cs="Helvetica"/>
-          <w:sz w:val="26"/>
-          <w:sz-cs w:val="26"/>
-        </w:rPr>
-        <w:t xml:space="preserve"/>
-      </w:r>
-    </w:p>
-    <w:p>
-      <w:pPr/>
-      <w:r>
-        <w:rPr>
-          <w:rFonts w:ascii="Helvetica" w:hAnsi="Helvetica" w:cs="Helvetica"/>
-          <w:sz w:val="24"/>
-          <w:sz-cs w:val="24"/>
-        </w:rPr>
-        <w:t xml:space="preserve">CampusVoting</w:t>
-      </w:r>
-    </w:p>
-    <w:p>
-      <w:pPr/>
-      <w:r>
-        <w:rPr>
-          <w:rFonts w:ascii="Helvetica" w:hAnsi="Helvetica" w:cs="Helvetica"/>
-          <w:sz w:val="24"/>
-          <w:sz-cs w:val="24"/>
-        </w:rPr>
-        <w:t xml:space="preserve"/>
-      </w:r>
-    </w:p>
-    <w:p>
-      <w:pPr/>
-      <w:r>
-        <w:rPr>
-          <w:rFonts w:ascii="Helvetica" w:hAnsi="Helvetica" w:cs="Helvetica"/>
-          <w:sz w:val="26"/>
-          <w:sz-cs w:val="26"/>
-          <w:b/>
-        </w:rPr>
-        <w:t xml:space="preserve">GitHub repository</w:t>
-      </w:r>
-      <w:r>
-        <w:rPr>
-          <w:rFonts w:ascii="Helvetica" w:hAnsi="Helvetica" w:cs="Helvetica"/>
-          <w:sz w:val="26"/>
-          <w:sz-cs w:val="26"/>
-        </w:rPr>
-        <w:t xml:space="preserve"/>
-      </w:r>
-    </w:p>
-    <w:p>
-      <w:pPr/>
-      <w:r>
-        <w:rPr>
-          <w:rFonts w:ascii="Helvetica" w:hAnsi="Helvetica" w:cs="Helvetica"/>
-          <w:sz w:val="24"/>
-          <w:sz-cs w:val="24"/>
-        </w:rPr>
-        <w:t xml:space="preserve">https://github.com/gingerale911/CampusBallot</w:t>
-      </w:r>
-    </w:p>
-    <w:p>
-      <w:pPr/>
-      <w:r>
-        <w:rPr>
-          <w:rFonts w:ascii="Helvetica" w:hAnsi="Helvetica" w:cs="Helvetica"/>
-          <w:sz w:val="24"/>
-          <w:sz-cs w:val="24"/>
-        </w:rPr>
-        <w:t xml:space="preserve"/>
-      </w:r>
-    </w:p>
-    <w:p>
-      <w:pPr/>
-      <w:r>
-        <w:rPr>
-          <w:rFonts w:ascii="Helvetica" w:hAnsi="Helvetica" w:cs="Helvetica"/>
-          <w:sz w:val="22"/>
-          <w:sz-cs w:val="22"/>
-        </w:rPr>
-        <w:t xml:space="preserve">CampusVoting is a decentralized campus election application built with a Solidity smart contract and an HTML, CSS, and JavaScript frontend integrated with MetaMask. The contract supports candidate registration, administrator-controlled voting periods, one vote per wallet, and retrieval of election results.</w:t>
-      </w:r>
-    </w:p>
-    <w:p>
-      <w:pPr/>
-      <w:r>
-        <w:rPr>
-          <w:rFonts w:ascii="Helvetica" w:hAnsi="Helvetica" w:cs="Helvetica"/>
-          <w:sz w:val="22"/>
-          <w:sz-cs w:val="22"/>
-        </w:rPr>
-        <w:t xml:space="preserve"/>
-      </w:r>
-    </w:p>
-    <w:p>
-      <w:pPr/>
-      <w:r>
-        <w:rPr>
-          <w:rFonts w:ascii="Helvetica" w:hAnsi="Helvetica" w:cs="Helvetica"/>
-          <w:sz w:val="22"/>
-          <w:sz-cs w:val="22"/>
-        </w:rPr>
-        <w:t xml:space="preserve">The repository includes the smart contract, frontend, execution and deployment instructions, test cases and results, and assignment evidence.</w:t>
+          <w:rFonts w:ascii="Arial" w:hAnsi="Arial" w:cs="Arial"/>
+          <w:sz w:val="20"/>
+          <w:sz-cs w:val="20"/>
+          <w:b/>
+          <w:color w:val="505C6C"/>
+        </w:rPr>
+        <w:t xml:space="preserve">The GitHub repository contains the smart contract, frontend source files, setup and deployment instructions, automated contract tests and results, and assignment documentation.</w:t>
       </w:r>
     </w:p>
     <w:sectPr>
       <w:pgSz w:w="12240" w:h="15840"/>
-      <w:pgMar w:top="1440" w:right="1800" w:bottom="1440" w:left="1800"/>
+      <w:pgMar w:top="1440" w:right="1440" w:bottom="1440" w:left="1440"/>
     </w:sectPr>
   </w:body>
 </w:document>
